--- a/8-资源管理/运行记录类文件/HFSJ-ITSS-0808-运维资源应用情况说明.docx
+++ b/8-资源管理/运行记录类文件/HFSJ-ITSS-0808-运维资源应用情况说明.docx
@@ -3039,23 +3039,9 @@
         <w:p>
           <w:pPr>
             <w:pStyle w:val="16"/>
-            <w:keepNext w:val="0"/>
-            <w:keepLines w:val="0"/>
-            <w:pageBreakBefore w:val="0"/>
-            <w:widowControl w:val="0"/>
             <w:tabs>
               <w:tab w:val="right" w:leader="dot" w:pos="8306"/>
             </w:tabs>
-            <w:kinsoku w:val="0"/>
-            <w:wordWrap/>
-            <w:overflowPunct/>
-            <w:topLinePunct w:val="0"/>
-            <w:autoSpaceDE w:val="0"/>
-            <w:autoSpaceDN w:val="0"/>
-            <w:bidi w:val="0"/>
-            <w:adjustRightInd w:val="0"/>
-            <w:snapToGrid w:val="0"/>
-            <w:textAlignment w:val="baseline"/>
           </w:pPr>
           <w:r>
             <w:fldChar w:fldCharType="begin"/>
@@ -3070,7 +3056,7 @@
             <w:fldChar w:fldCharType="begin"/>
           </w:r>
           <w:r>
-            <w:instrText xml:space="preserve"> HYPERLINK \l _Toc14946 </w:instrText>
+            <w:instrText xml:space="preserve"> HYPERLINK \l _Toc18885 </w:instrText>
           </w:r>
           <w:r>
             <w:fldChar w:fldCharType="separate"/>
@@ -3091,7 +3077,7 @@
             <w:fldChar w:fldCharType="begin"/>
           </w:r>
           <w:r>
-            <w:instrText xml:space="preserve"> PAGEREF _Toc14946 \h </w:instrText>
+            <w:instrText xml:space="preserve"> PAGEREF _Toc18885 \h </w:instrText>
           </w:r>
           <w:r>
             <w:fldChar w:fldCharType="separate"/>
@@ -3109,29 +3095,15 @@
         <w:p>
           <w:pPr>
             <w:pStyle w:val="18"/>
-            <w:keepNext w:val="0"/>
-            <w:keepLines w:val="0"/>
-            <w:pageBreakBefore w:val="0"/>
-            <w:widowControl w:val="0"/>
             <w:tabs>
               <w:tab w:val="right" w:leader="dot" w:pos="8306"/>
             </w:tabs>
-            <w:kinsoku w:val="0"/>
-            <w:wordWrap/>
-            <w:overflowPunct/>
-            <w:topLinePunct w:val="0"/>
-            <w:autoSpaceDE w:val="0"/>
-            <w:autoSpaceDN w:val="0"/>
-            <w:bidi w:val="0"/>
-            <w:adjustRightInd w:val="0"/>
-            <w:snapToGrid w:val="0"/>
-            <w:textAlignment w:val="baseline"/>
           </w:pPr>
           <w:r>
             <w:fldChar w:fldCharType="begin"/>
           </w:r>
           <w:r>
-            <w:instrText xml:space="preserve"> HYPERLINK \l _Toc28192 </w:instrText>
+            <w:instrText xml:space="preserve"> HYPERLINK \l _Toc11424 </w:instrText>
           </w:r>
           <w:r>
             <w:fldChar w:fldCharType="separate"/>
@@ -3152,7 +3124,7 @@
             <w:fldChar w:fldCharType="begin"/>
           </w:r>
           <w:r>
-            <w:instrText xml:space="preserve"> PAGEREF _Toc28192 \h </w:instrText>
+            <w:instrText xml:space="preserve"> PAGEREF _Toc11424 \h </w:instrText>
           </w:r>
           <w:r>
             <w:fldChar w:fldCharType="separate"/>
@@ -3170,29 +3142,15 @@
         <w:p>
           <w:pPr>
             <w:pStyle w:val="13"/>
-            <w:keepNext w:val="0"/>
-            <w:keepLines w:val="0"/>
-            <w:pageBreakBefore w:val="0"/>
-            <w:widowControl w:val="0"/>
             <w:tabs>
               <w:tab w:val="right" w:leader="dot" w:pos="8306"/>
             </w:tabs>
-            <w:kinsoku w:val="0"/>
-            <w:wordWrap/>
-            <w:overflowPunct/>
-            <w:topLinePunct w:val="0"/>
-            <w:autoSpaceDE w:val="0"/>
-            <w:autoSpaceDN w:val="0"/>
-            <w:bidi w:val="0"/>
-            <w:adjustRightInd w:val="0"/>
-            <w:snapToGrid w:val="0"/>
-            <w:textAlignment w:val="baseline"/>
           </w:pPr>
           <w:r>
             <w:fldChar w:fldCharType="begin"/>
           </w:r>
           <w:r>
-            <w:instrText xml:space="preserve"> HYPERLINK \l _Toc5210 </w:instrText>
+            <w:instrText xml:space="preserve"> HYPERLINK \l _Toc11053 </w:instrText>
           </w:r>
           <w:r>
             <w:fldChar w:fldCharType="separate"/>
@@ -3213,7 +3171,7 @@
             <w:fldChar w:fldCharType="begin"/>
           </w:r>
           <w:r>
-            <w:instrText xml:space="preserve"> PAGEREF _Toc5210 \h </w:instrText>
+            <w:instrText xml:space="preserve"> PAGEREF _Toc11053 \h </w:instrText>
           </w:r>
           <w:r>
             <w:fldChar w:fldCharType="separate"/>
@@ -3231,29 +3189,15 @@
         <w:p>
           <w:pPr>
             <w:pStyle w:val="13"/>
-            <w:keepNext w:val="0"/>
-            <w:keepLines w:val="0"/>
-            <w:pageBreakBefore w:val="0"/>
-            <w:widowControl w:val="0"/>
             <w:tabs>
               <w:tab w:val="right" w:leader="dot" w:pos="8306"/>
             </w:tabs>
-            <w:kinsoku w:val="0"/>
-            <w:wordWrap/>
-            <w:overflowPunct/>
-            <w:topLinePunct w:val="0"/>
-            <w:autoSpaceDE w:val="0"/>
-            <w:autoSpaceDN w:val="0"/>
-            <w:bidi w:val="0"/>
-            <w:adjustRightInd w:val="0"/>
-            <w:snapToGrid w:val="0"/>
-            <w:textAlignment w:val="baseline"/>
           </w:pPr>
           <w:r>
             <w:fldChar w:fldCharType="begin"/>
           </w:r>
           <w:r>
-            <w:instrText xml:space="preserve"> HYPERLINK \l _Toc27004 </w:instrText>
+            <w:instrText xml:space="preserve"> HYPERLINK \l _Toc9499 </w:instrText>
           </w:r>
           <w:r>
             <w:fldChar w:fldCharType="separate"/>
@@ -3274,7 +3218,7 @@
             <w:fldChar w:fldCharType="begin"/>
           </w:r>
           <w:r>
-            <w:instrText xml:space="preserve"> PAGEREF _Toc27004 \h </w:instrText>
+            <w:instrText xml:space="preserve"> PAGEREF _Toc9499 \h </w:instrText>
           </w:r>
           <w:r>
             <w:fldChar w:fldCharType="separate"/>
@@ -3292,29 +3236,15 @@
         <w:p>
           <w:pPr>
             <w:pStyle w:val="13"/>
-            <w:keepNext w:val="0"/>
-            <w:keepLines w:val="0"/>
-            <w:pageBreakBefore w:val="0"/>
-            <w:widowControl w:val="0"/>
             <w:tabs>
               <w:tab w:val="right" w:leader="dot" w:pos="8306"/>
             </w:tabs>
-            <w:kinsoku w:val="0"/>
-            <w:wordWrap/>
-            <w:overflowPunct/>
-            <w:topLinePunct w:val="0"/>
-            <w:autoSpaceDE w:val="0"/>
-            <w:autoSpaceDN w:val="0"/>
-            <w:bidi w:val="0"/>
-            <w:adjustRightInd w:val="0"/>
-            <w:snapToGrid w:val="0"/>
-            <w:textAlignment w:val="baseline"/>
           </w:pPr>
           <w:r>
             <w:fldChar w:fldCharType="begin"/>
           </w:r>
           <w:r>
-            <w:instrText xml:space="preserve"> HYPERLINK \l _Toc11798 </w:instrText>
+            <w:instrText xml:space="preserve"> HYPERLINK \l _Toc21952 </w:instrText>
           </w:r>
           <w:r>
             <w:fldChar w:fldCharType="separate"/>
@@ -3335,7 +3265,7 @@
             <w:fldChar w:fldCharType="begin"/>
           </w:r>
           <w:r>
-            <w:instrText xml:space="preserve"> PAGEREF _Toc11798 \h </w:instrText>
+            <w:instrText xml:space="preserve"> PAGEREF _Toc21952 \h </w:instrText>
           </w:r>
           <w:r>
             <w:fldChar w:fldCharType="separate"/>
@@ -3353,29 +3283,15 @@
         <w:p>
           <w:pPr>
             <w:pStyle w:val="18"/>
-            <w:keepNext w:val="0"/>
-            <w:keepLines w:val="0"/>
-            <w:pageBreakBefore w:val="0"/>
-            <w:widowControl w:val="0"/>
             <w:tabs>
               <w:tab w:val="right" w:leader="dot" w:pos="8306"/>
             </w:tabs>
-            <w:kinsoku w:val="0"/>
-            <w:wordWrap/>
-            <w:overflowPunct/>
-            <w:topLinePunct w:val="0"/>
-            <w:autoSpaceDE w:val="0"/>
-            <w:autoSpaceDN w:val="0"/>
-            <w:bidi w:val="0"/>
-            <w:adjustRightInd w:val="0"/>
-            <w:snapToGrid w:val="0"/>
-            <w:textAlignment w:val="baseline"/>
           </w:pPr>
           <w:r>
             <w:fldChar w:fldCharType="begin"/>
           </w:r>
           <w:r>
-            <w:instrText xml:space="preserve"> HYPERLINK \l _Toc504 </w:instrText>
+            <w:instrText xml:space="preserve"> HYPERLINK \l _Toc11000 </w:instrText>
           </w:r>
           <w:r>
             <w:fldChar w:fldCharType="separate"/>
@@ -3391,7 +3307,7 @@
               <w:rFonts w:hint="eastAsia"/>
               <w:lang w:val="en-US" w:eastAsia="zh-CN"/>
             </w:rPr>
-            <w:t>图云科技运维监控平台</w:t>
+            <w:t>华风数据运维监控平台</w:t>
           </w:r>
           <w:r>
             <w:t>应用情况</w:t>
@@ -3403,7 +3319,7 @@
             <w:fldChar w:fldCharType="begin"/>
           </w:r>
           <w:r>
-            <w:instrText xml:space="preserve"> PAGEREF _Toc504 \h </w:instrText>
+            <w:instrText xml:space="preserve"> PAGEREF _Toc11000 \h </w:instrText>
           </w:r>
           <w:r>
             <w:fldChar w:fldCharType="separate"/>
@@ -3421,29 +3337,15 @@
         <w:p>
           <w:pPr>
             <w:pStyle w:val="13"/>
-            <w:keepNext w:val="0"/>
-            <w:keepLines w:val="0"/>
-            <w:pageBreakBefore w:val="0"/>
-            <w:widowControl w:val="0"/>
             <w:tabs>
               <w:tab w:val="right" w:leader="dot" w:pos="8306"/>
             </w:tabs>
-            <w:kinsoku w:val="0"/>
-            <w:wordWrap/>
-            <w:overflowPunct/>
-            <w:topLinePunct w:val="0"/>
-            <w:autoSpaceDE w:val="0"/>
-            <w:autoSpaceDN w:val="0"/>
-            <w:bidi w:val="0"/>
-            <w:adjustRightInd w:val="0"/>
-            <w:snapToGrid w:val="0"/>
-            <w:textAlignment w:val="baseline"/>
           </w:pPr>
           <w:r>
             <w:fldChar w:fldCharType="begin"/>
           </w:r>
           <w:r>
-            <w:instrText xml:space="preserve"> HYPERLINK \l _Toc6192 </w:instrText>
+            <w:instrText xml:space="preserve"> HYPERLINK \l _Toc28301 </w:instrText>
           </w:r>
           <w:r>
             <w:fldChar w:fldCharType="separate"/>
@@ -3471,7 +3373,7 @@
             <w:fldChar w:fldCharType="begin"/>
           </w:r>
           <w:r>
-            <w:instrText xml:space="preserve"> PAGEREF _Toc6192 \h </w:instrText>
+            <w:instrText xml:space="preserve"> PAGEREF _Toc28301 \h </w:instrText>
           </w:r>
           <w:r>
             <w:fldChar w:fldCharType="separate"/>
@@ -3489,29 +3391,15 @@
         <w:p>
           <w:pPr>
             <w:pStyle w:val="13"/>
-            <w:keepNext w:val="0"/>
-            <w:keepLines w:val="0"/>
-            <w:pageBreakBefore w:val="0"/>
-            <w:widowControl w:val="0"/>
             <w:tabs>
               <w:tab w:val="right" w:leader="dot" w:pos="8306"/>
             </w:tabs>
-            <w:kinsoku w:val="0"/>
-            <w:wordWrap/>
-            <w:overflowPunct/>
-            <w:topLinePunct w:val="0"/>
-            <w:autoSpaceDE w:val="0"/>
-            <w:autoSpaceDN w:val="0"/>
-            <w:bidi w:val="0"/>
-            <w:adjustRightInd w:val="0"/>
-            <w:snapToGrid w:val="0"/>
-            <w:textAlignment w:val="baseline"/>
           </w:pPr>
           <w:r>
             <w:fldChar w:fldCharType="begin"/>
           </w:r>
           <w:r>
-            <w:instrText xml:space="preserve"> HYPERLINK \l _Toc31522 </w:instrText>
+            <w:instrText xml:space="preserve"> HYPERLINK \l _Toc12295 </w:instrText>
           </w:r>
           <w:r>
             <w:fldChar w:fldCharType="separate"/>
@@ -3532,7 +3420,7 @@
             <w:fldChar w:fldCharType="begin"/>
           </w:r>
           <w:r>
-            <w:instrText xml:space="preserve"> PAGEREF _Toc31522 \h </w:instrText>
+            <w:instrText xml:space="preserve"> PAGEREF _Toc12295 \h </w:instrText>
           </w:r>
           <w:r>
             <w:fldChar w:fldCharType="separate"/>
@@ -3550,29 +3438,15 @@
         <w:p>
           <w:pPr>
             <w:pStyle w:val="13"/>
-            <w:keepNext w:val="0"/>
-            <w:keepLines w:val="0"/>
-            <w:pageBreakBefore w:val="0"/>
-            <w:widowControl w:val="0"/>
             <w:tabs>
               <w:tab w:val="right" w:leader="dot" w:pos="8306"/>
             </w:tabs>
-            <w:kinsoku w:val="0"/>
-            <w:wordWrap/>
-            <w:overflowPunct/>
-            <w:topLinePunct w:val="0"/>
-            <w:autoSpaceDE w:val="0"/>
-            <w:autoSpaceDN w:val="0"/>
-            <w:bidi w:val="0"/>
-            <w:adjustRightInd w:val="0"/>
-            <w:snapToGrid w:val="0"/>
-            <w:textAlignment w:val="baseline"/>
           </w:pPr>
           <w:r>
             <w:fldChar w:fldCharType="begin"/>
           </w:r>
           <w:r>
-            <w:instrText xml:space="preserve"> HYPERLINK \l _Toc4080 </w:instrText>
+            <w:instrText xml:space="preserve"> HYPERLINK \l _Toc1308 </w:instrText>
           </w:r>
           <w:r>
             <w:fldChar w:fldCharType="separate"/>
@@ -3593,7 +3467,7 @@
             <w:fldChar w:fldCharType="begin"/>
           </w:r>
           <w:r>
-            <w:instrText xml:space="preserve"> PAGEREF _Toc4080 \h </w:instrText>
+            <w:instrText xml:space="preserve"> PAGEREF _Toc1308 \h </w:instrText>
           </w:r>
           <w:r>
             <w:fldChar w:fldCharType="separate"/>
@@ -3611,29 +3485,15 @@
         <w:p>
           <w:pPr>
             <w:pStyle w:val="16"/>
-            <w:keepNext w:val="0"/>
-            <w:keepLines w:val="0"/>
-            <w:pageBreakBefore w:val="0"/>
-            <w:widowControl w:val="0"/>
             <w:tabs>
               <w:tab w:val="right" w:leader="dot" w:pos="8306"/>
             </w:tabs>
-            <w:kinsoku w:val="0"/>
-            <w:wordWrap/>
-            <w:overflowPunct/>
-            <w:topLinePunct w:val="0"/>
-            <w:autoSpaceDE w:val="0"/>
-            <w:autoSpaceDN w:val="0"/>
-            <w:bidi w:val="0"/>
-            <w:adjustRightInd w:val="0"/>
-            <w:snapToGrid w:val="0"/>
-            <w:textAlignment w:val="baseline"/>
           </w:pPr>
           <w:r>
             <w:fldChar w:fldCharType="begin"/>
           </w:r>
           <w:r>
-            <w:instrText xml:space="preserve"> HYPERLINK \l _Toc19782 </w:instrText>
+            <w:instrText xml:space="preserve"> HYPERLINK \l _Toc16069 </w:instrText>
           </w:r>
           <w:r>
             <w:fldChar w:fldCharType="separate"/>
@@ -3654,7 +3514,7 @@
             <w:fldChar w:fldCharType="begin"/>
           </w:r>
           <w:r>
-            <w:instrText xml:space="preserve"> PAGEREF _Toc19782 \h </w:instrText>
+            <w:instrText xml:space="preserve"> PAGEREF _Toc16069 \h </w:instrText>
           </w:r>
           <w:r>
             <w:fldChar w:fldCharType="separate"/>
@@ -3672,29 +3532,15 @@
         <w:p>
           <w:pPr>
             <w:pStyle w:val="18"/>
-            <w:keepNext w:val="0"/>
-            <w:keepLines w:val="0"/>
-            <w:pageBreakBefore w:val="0"/>
-            <w:widowControl w:val="0"/>
             <w:tabs>
               <w:tab w:val="right" w:leader="dot" w:pos="8306"/>
             </w:tabs>
-            <w:kinsoku w:val="0"/>
-            <w:wordWrap/>
-            <w:overflowPunct/>
-            <w:topLinePunct w:val="0"/>
-            <w:autoSpaceDE w:val="0"/>
-            <w:autoSpaceDN w:val="0"/>
-            <w:bidi w:val="0"/>
-            <w:adjustRightInd w:val="0"/>
-            <w:snapToGrid w:val="0"/>
-            <w:textAlignment w:val="baseline"/>
           </w:pPr>
           <w:r>
             <w:fldChar w:fldCharType="begin"/>
           </w:r>
           <w:r>
-            <w:instrText xml:space="preserve"> HYPERLINK \l _Toc17398 </w:instrText>
+            <w:instrText xml:space="preserve"> HYPERLINK \l _Toc5824 </w:instrText>
           </w:r>
           <w:r>
             <w:fldChar w:fldCharType="separate"/>
@@ -3715,7 +3561,7 @@
             <w:fldChar w:fldCharType="begin"/>
           </w:r>
           <w:r>
-            <w:instrText xml:space="preserve"> PAGEREF _Toc17398 \h </w:instrText>
+            <w:instrText xml:space="preserve"> PAGEREF _Toc5824 \h </w:instrText>
           </w:r>
           <w:r>
             <w:fldChar w:fldCharType="separate"/>
@@ -3733,29 +3579,15 @@
         <w:p>
           <w:pPr>
             <w:pStyle w:val="18"/>
-            <w:keepNext w:val="0"/>
-            <w:keepLines w:val="0"/>
-            <w:pageBreakBefore w:val="0"/>
-            <w:widowControl w:val="0"/>
             <w:tabs>
               <w:tab w:val="right" w:leader="dot" w:pos="8306"/>
             </w:tabs>
-            <w:kinsoku w:val="0"/>
-            <w:wordWrap/>
-            <w:overflowPunct/>
-            <w:topLinePunct w:val="0"/>
-            <w:autoSpaceDE w:val="0"/>
-            <w:autoSpaceDN w:val="0"/>
-            <w:bidi w:val="0"/>
-            <w:adjustRightInd w:val="0"/>
-            <w:snapToGrid w:val="0"/>
-            <w:textAlignment w:val="baseline"/>
           </w:pPr>
           <w:r>
             <w:fldChar w:fldCharType="begin"/>
           </w:r>
           <w:r>
-            <w:instrText xml:space="preserve"> HYPERLINK \l _Toc11778 </w:instrText>
+            <w:instrText xml:space="preserve"> HYPERLINK \l _Toc12505 </w:instrText>
           </w:r>
           <w:r>
             <w:fldChar w:fldCharType="separate"/>
@@ -3776,7 +3608,7 @@
             <w:fldChar w:fldCharType="begin"/>
           </w:r>
           <w:r>
-            <w:instrText xml:space="preserve"> PAGEREF _Toc11778 \h </w:instrText>
+            <w:instrText xml:space="preserve"> PAGEREF _Toc12505 \h </w:instrText>
           </w:r>
           <w:r>
             <w:fldChar w:fldCharType="separate"/>
@@ -3794,29 +3626,15 @@
         <w:p>
           <w:pPr>
             <w:pStyle w:val="18"/>
-            <w:keepNext w:val="0"/>
-            <w:keepLines w:val="0"/>
-            <w:pageBreakBefore w:val="0"/>
-            <w:widowControl w:val="0"/>
             <w:tabs>
               <w:tab w:val="right" w:leader="dot" w:pos="8306"/>
             </w:tabs>
-            <w:kinsoku w:val="0"/>
-            <w:wordWrap/>
-            <w:overflowPunct/>
-            <w:topLinePunct w:val="0"/>
-            <w:autoSpaceDE w:val="0"/>
-            <w:autoSpaceDN w:val="0"/>
-            <w:bidi w:val="0"/>
-            <w:adjustRightInd w:val="0"/>
-            <w:snapToGrid w:val="0"/>
-            <w:textAlignment w:val="baseline"/>
           </w:pPr>
           <w:r>
             <w:fldChar w:fldCharType="begin"/>
           </w:r>
           <w:r>
-            <w:instrText xml:space="preserve"> HYPERLINK \l _Toc14068 </w:instrText>
+            <w:instrText xml:space="preserve"> HYPERLINK \l _Toc10658 </w:instrText>
           </w:r>
           <w:r>
             <w:fldChar w:fldCharType="separate"/>
@@ -3842,7 +3660,7 @@
             <w:fldChar w:fldCharType="begin"/>
           </w:r>
           <w:r>
-            <w:instrText xml:space="preserve"> PAGEREF _Toc14068 \h </w:instrText>
+            <w:instrText xml:space="preserve"> PAGEREF _Toc10658 \h </w:instrText>
           </w:r>
           <w:r>
             <w:fldChar w:fldCharType="separate"/>
@@ -3860,29 +3678,15 @@
         <w:p>
           <w:pPr>
             <w:pStyle w:val="18"/>
-            <w:keepNext w:val="0"/>
-            <w:keepLines w:val="0"/>
-            <w:pageBreakBefore w:val="0"/>
-            <w:widowControl w:val="0"/>
             <w:tabs>
               <w:tab w:val="right" w:leader="dot" w:pos="8306"/>
             </w:tabs>
-            <w:kinsoku w:val="0"/>
-            <w:wordWrap/>
-            <w:overflowPunct/>
-            <w:topLinePunct w:val="0"/>
-            <w:autoSpaceDE w:val="0"/>
-            <w:autoSpaceDN w:val="0"/>
-            <w:bidi w:val="0"/>
-            <w:adjustRightInd w:val="0"/>
-            <w:snapToGrid w:val="0"/>
-            <w:textAlignment w:val="baseline"/>
           </w:pPr>
           <w:r>
             <w:fldChar w:fldCharType="begin"/>
           </w:r>
           <w:r>
-            <w:instrText xml:space="preserve"> HYPERLINK \l _Toc29322 </w:instrText>
+            <w:instrText xml:space="preserve"> HYPERLINK \l _Toc8827 </w:instrText>
           </w:r>
           <w:r>
             <w:fldChar w:fldCharType="separate"/>
@@ -3903,7 +3707,7 @@
             <w:fldChar w:fldCharType="begin"/>
           </w:r>
           <w:r>
-            <w:instrText xml:space="preserve"> PAGEREF _Toc29322 \h </w:instrText>
+            <w:instrText xml:space="preserve"> PAGEREF _Toc8827 \h </w:instrText>
           </w:r>
           <w:r>
             <w:fldChar w:fldCharType="separate"/>
@@ -3921,29 +3725,15 @@
         <w:p>
           <w:pPr>
             <w:pStyle w:val="16"/>
-            <w:keepNext w:val="0"/>
-            <w:keepLines w:val="0"/>
-            <w:pageBreakBefore w:val="0"/>
-            <w:widowControl w:val="0"/>
             <w:tabs>
               <w:tab w:val="right" w:leader="dot" w:pos="8306"/>
             </w:tabs>
-            <w:kinsoku w:val="0"/>
-            <w:wordWrap/>
-            <w:overflowPunct/>
-            <w:topLinePunct w:val="0"/>
-            <w:autoSpaceDE w:val="0"/>
-            <w:autoSpaceDN w:val="0"/>
-            <w:bidi w:val="0"/>
-            <w:adjustRightInd w:val="0"/>
-            <w:snapToGrid w:val="0"/>
-            <w:textAlignment w:val="baseline"/>
           </w:pPr>
           <w:r>
             <w:fldChar w:fldCharType="begin"/>
           </w:r>
           <w:r>
-            <w:instrText xml:space="preserve"> HYPERLINK \l _Toc31095 </w:instrText>
+            <w:instrText xml:space="preserve"> HYPERLINK \l _Toc9470 </w:instrText>
           </w:r>
           <w:r>
             <w:fldChar w:fldCharType="separate"/>
@@ -3964,7 +3754,7 @@
             <w:fldChar w:fldCharType="begin"/>
           </w:r>
           <w:r>
-            <w:instrText xml:space="preserve"> PAGEREF _Toc31095 \h </w:instrText>
+            <w:instrText xml:space="preserve"> PAGEREF _Toc9470 \h </w:instrText>
           </w:r>
           <w:r>
             <w:fldChar w:fldCharType="separate"/>
@@ -3982,29 +3772,15 @@
         <w:p>
           <w:pPr>
             <w:pStyle w:val="18"/>
-            <w:keepNext w:val="0"/>
-            <w:keepLines w:val="0"/>
-            <w:pageBreakBefore w:val="0"/>
-            <w:widowControl w:val="0"/>
             <w:tabs>
               <w:tab w:val="right" w:leader="dot" w:pos="8306"/>
             </w:tabs>
-            <w:kinsoku w:val="0"/>
-            <w:wordWrap/>
-            <w:overflowPunct/>
-            <w:topLinePunct w:val="0"/>
-            <w:autoSpaceDE w:val="0"/>
-            <w:autoSpaceDN w:val="0"/>
-            <w:bidi w:val="0"/>
-            <w:adjustRightInd w:val="0"/>
-            <w:snapToGrid w:val="0"/>
-            <w:textAlignment w:val="baseline"/>
           </w:pPr>
           <w:r>
             <w:fldChar w:fldCharType="begin"/>
           </w:r>
           <w:r>
-            <w:instrText xml:space="preserve"> HYPERLINK \l _Toc16592 </w:instrText>
+            <w:instrText xml:space="preserve"> HYPERLINK \l _Toc21051 </w:instrText>
           </w:r>
           <w:r>
             <w:fldChar w:fldCharType="separate"/>
@@ -4025,7 +3801,7 @@
             <w:fldChar w:fldCharType="begin"/>
           </w:r>
           <w:r>
-            <w:instrText xml:space="preserve"> PAGEREF _Toc16592 \h </w:instrText>
+            <w:instrText xml:space="preserve"> PAGEREF _Toc21051 \h </w:instrText>
           </w:r>
           <w:r>
             <w:fldChar w:fldCharType="separate"/>
@@ -4043,29 +3819,15 @@
         <w:p>
           <w:pPr>
             <w:pStyle w:val="18"/>
-            <w:keepNext w:val="0"/>
-            <w:keepLines w:val="0"/>
-            <w:pageBreakBefore w:val="0"/>
-            <w:widowControl w:val="0"/>
             <w:tabs>
               <w:tab w:val="right" w:leader="dot" w:pos="8306"/>
             </w:tabs>
-            <w:kinsoku w:val="0"/>
-            <w:wordWrap/>
-            <w:overflowPunct/>
-            <w:topLinePunct w:val="0"/>
-            <w:autoSpaceDE w:val="0"/>
-            <w:autoSpaceDN w:val="0"/>
-            <w:bidi w:val="0"/>
-            <w:adjustRightInd w:val="0"/>
-            <w:snapToGrid w:val="0"/>
-            <w:textAlignment w:val="baseline"/>
           </w:pPr>
           <w:r>
             <w:fldChar w:fldCharType="begin"/>
           </w:r>
           <w:r>
-            <w:instrText xml:space="preserve"> HYPERLINK \l _Toc31449 </w:instrText>
+            <w:instrText xml:space="preserve"> HYPERLINK \l _Toc30822 </w:instrText>
           </w:r>
           <w:r>
             <w:fldChar w:fldCharType="separate"/>
@@ -4086,13 +3848,13 @@
             <w:fldChar w:fldCharType="begin"/>
           </w:r>
           <w:r>
-            <w:instrText xml:space="preserve"> PAGEREF _Toc31449 \h </w:instrText>
+            <w:instrText xml:space="preserve"> PAGEREF _Toc30822 \h </w:instrText>
           </w:r>
           <w:r>
             <w:fldChar w:fldCharType="separate"/>
           </w:r>
           <w:r>
-            <w:t>28</w:t>
+            <w:t>27</w:t>
           </w:r>
           <w:r>
             <w:fldChar w:fldCharType="end"/>
@@ -4104,29 +3866,15 @@
         <w:p>
           <w:pPr>
             <w:pStyle w:val="18"/>
-            <w:keepNext w:val="0"/>
-            <w:keepLines w:val="0"/>
-            <w:pageBreakBefore w:val="0"/>
-            <w:widowControl w:val="0"/>
             <w:tabs>
               <w:tab w:val="right" w:leader="dot" w:pos="8306"/>
             </w:tabs>
-            <w:kinsoku w:val="0"/>
-            <w:wordWrap/>
-            <w:overflowPunct/>
-            <w:topLinePunct w:val="0"/>
-            <w:autoSpaceDE w:val="0"/>
-            <w:autoSpaceDN w:val="0"/>
-            <w:bidi w:val="0"/>
-            <w:adjustRightInd w:val="0"/>
-            <w:snapToGrid w:val="0"/>
-            <w:textAlignment w:val="baseline"/>
           </w:pPr>
           <w:r>
             <w:fldChar w:fldCharType="begin"/>
           </w:r>
           <w:r>
-            <w:instrText xml:space="preserve"> HYPERLINK \l _Toc28463 </w:instrText>
+            <w:instrText xml:space="preserve"> HYPERLINK \l _Toc22452 </w:instrText>
           </w:r>
           <w:r>
             <w:fldChar w:fldCharType="separate"/>
@@ -4147,7 +3895,7 @@
             <w:fldChar w:fldCharType="begin"/>
           </w:r>
           <w:r>
-            <w:instrText xml:space="preserve"> PAGEREF _Toc28463 \h </w:instrText>
+            <w:instrText xml:space="preserve"> PAGEREF _Toc22452 \h </w:instrText>
           </w:r>
           <w:r>
             <w:fldChar w:fldCharType="separate"/>
@@ -4165,29 +3913,15 @@
         <w:p>
           <w:pPr>
             <w:pStyle w:val="18"/>
-            <w:keepNext w:val="0"/>
-            <w:keepLines w:val="0"/>
-            <w:pageBreakBefore w:val="0"/>
-            <w:widowControl w:val="0"/>
             <w:tabs>
               <w:tab w:val="right" w:leader="dot" w:pos="8306"/>
             </w:tabs>
-            <w:kinsoku w:val="0"/>
-            <w:wordWrap/>
-            <w:overflowPunct/>
-            <w:topLinePunct w:val="0"/>
-            <w:autoSpaceDE w:val="0"/>
-            <w:autoSpaceDN w:val="0"/>
-            <w:bidi w:val="0"/>
-            <w:adjustRightInd w:val="0"/>
-            <w:snapToGrid w:val="0"/>
-            <w:textAlignment w:val="baseline"/>
           </w:pPr>
           <w:r>
             <w:fldChar w:fldCharType="begin"/>
           </w:r>
           <w:r>
-            <w:instrText xml:space="preserve"> HYPERLINK \l _Toc29385 </w:instrText>
+            <w:instrText xml:space="preserve"> HYPERLINK \l _Toc29193 </w:instrText>
           </w:r>
           <w:r>
             <w:fldChar w:fldCharType="separate"/>
@@ -4208,7 +3942,7 @@
             <w:fldChar w:fldCharType="begin"/>
           </w:r>
           <w:r>
-            <w:instrText xml:space="preserve"> PAGEREF _Toc29385 \h </w:instrText>
+            <w:instrText xml:space="preserve"> PAGEREF _Toc29193 \h </w:instrText>
           </w:r>
           <w:r>
             <w:fldChar w:fldCharType="separate"/>
@@ -4226,29 +3960,15 @@
         <w:p>
           <w:pPr>
             <w:pStyle w:val="16"/>
-            <w:keepNext w:val="0"/>
-            <w:keepLines w:val="0"/>
-            <w:pageBreakBefore w:val="0"/>
-            <w:widowControl w:val="0"/>
             <w:tabs>
               <w:tab w:val="right" w:leader="dot" w:pos="8306"/>
             </w:tabs>
-            <w:kinsoku w:val="0"/>
-            <w:wordWrap/>
-            <w:overflowPunct/>
-            <w:topLinePunct w:val="0"/>
-            <w:autoSpaceDE w:val="0"/>
-            <w:autoSpaceDN w:val="0"/>
-            <w:bidi w:val="0"/>
-            <w:adjustRightInd w:val="0"/>
-            <w:snapToGrid w:val="0"/>
-            <w:textAlignment w:val="baseline"/>
           </w:pPr>
           <w:r>
             <w:fldChar w:fldCharType="begin"/>
           </w:r>
           <w:r>
-            <w:instrText xml:space="preserve"> HYPERLINK \l _Toc11862 </w:instrText>
+            <w:instrText xml:space="preserve"> HYPERLINK \l _Toc12600 </w:instrText>
           </w:r>
           <w:r>
             <w:fldChar w:fldCharType="separate"/>
@@ -4276,7 +3996,7 @@
             <w:fldChar w:fldCharType="begin"/>
           </w:r>
           <w:r>
-            <w:instrText xml:space="preserve"> PAGEREF _Toc11862 \h </w:instrText>
+            <w:instrText xml:space="preserve"> PAGEREF _Toc12600 \h </w:instrText>
           </w:r>
           <w:r>
             <w:fldChar w:fldCharType="separate"/>
@@ -4294,29 +4014,15 @@
         <w:p>
           <w:pPr>
             <w:pStyle w:val="18"/>
-            <w:keepNext w:val="0"/>
-            <w:keepLines w:val="0"/>
-            <w:pageBreakBefore w:val="0"/>
-            <w:widowControl w:val="0"/>
             <w:tabs>
               <w:tab w:val="right" w:leader="dot" w:pos="8306"/>
             </w:tabs>
-            <w:kinsoku w:val="0"/>
-            <w:wordWrap/>
-            <w:overflowPunct/>
-            <w:topLinePunct w:val="0"/>
-            <w:autoSpaceDE w:val="0"/>
-            <w:autoSpaceDN w:val="0"/>
-            <w:bidi w:val="0"/>
-            <w:adjustRightInd w:val="0"/>
-            <w:snapToGrid w:val="0"/>
-            <w:textAlignment w:val="baseline"/>
           </w:pPr>
           <w:r>
             <w:fldChar w:fldCharType="begin"/>
           </w:r>
           <w:r>
-            <w:instrText xml:space="preserve"> HYPERLINK \l _Toc12304 </w:instrText>
+            <w:instrText xml:space="preserve"> HYPERLINK \l _Toc25684 </w:instrText>
           </w:r>
           <w:r>
             <w:fldChar w:fldCharType="separate"/>
@@ -4344,7 +4050,7 @@
             <w:fldChar w:fldCharType="begin"/>
           </w:r>
           <w:r>
-            <w:instrText xml:space="preserve"> PAGEREF _Toc12304 \h </w:instrText>
+            <w:instrText xml:space="preserve"> PAGEREF _Toc25684 \h </w:instrText>
           </w:r>
           <w:r>
             <w:fldChar w:fldCharType="separate"/>
@@ -4362,29 +4068,15 @@
         <w:p>
           <w:pPr>
             <w:pStyle w:val="18"/>
-            <w:keepNext w:val="0"/>
-            <w:keepLines w:val="0"/>
-            <w:pageBreakBefore w:val="0"/>
-            <w:widowControl w:val="0"/>
             <w:tabs>
               <w:tab w:val="right" w:leader="dot" w:pos="8306"/>
             </w:tabs>
-            <w:kinsoku w:val="0"/>
-            <w:wordWrap/>
-            <w:overflowPunct/>
-            <w:topLinePunct w:val="0"/>
-            <w:autoSpaceDE w:val="0"/>
-            <w:autoSpaceDN w:val="0"/>
-            <w:bidi w:val="0"/>
-            <w:adjustRightInd w:val="0"/>
-            <w:snapToGrid w:val="0"/>
-            <w:textAlignment w:val="baseline"/>
           </w:pPr>
           <w:r>
             <w:fldChar w:fldCharType="begin"/>
           </w:r>
           <w:r>
-            <w:instrText xml:space="preserve"> HYPERLINK \l _Toc14198 </w:instrText>
+            <w:instrText xml:space="preserve"> HYPERLINK \l _Toc26486 </w:instrText>
           </w:r>
           <w:r>
             <w:fldChar w:fldCharType="separate"/>
@@ -4405,13 +4097,13 @@
             <w:fldChar w:fldCharType="begin"/>
           </w:r>
           <w:r>
-            <w:instrText xml:space="preserve"> PAGEREF _Toc14198 \h </w:instrText>
+            <w:instrText xml:space="preserve"> PAGEREF _Toc26486 \h </w:instrText>
           </w:r>
           <w:r>
             <w:fldChar w:fldCharType="separate"/>
           </w:r>
           <w:r>
-            <w:t>29</w:t>
+            <w:t>28</w:t>
           </w:r>
           <w:r>
             <w:fldChar w:fldCharType="end"/>
@@ -4423,29 +4115,15 @@
         <w:p>
           <w:pPr>
             <w:pStyle w:val="18"/>
-            <w:keepNext w:val="0"/>
-            <w:keepLines w:val="0"/>
-            <w:pageBreakBefore w:val="0"/>
-            <w:widowControl w:val="0"/>
             <w:tabs>
               <w:tab w:val="right" w:leader="dot" w:pos="8306"/>
             </w:tabs>
-            <w:kinsoku w:val="0"/>
-            <w:wordWrap/>
-            <w:overflowPunct/>
-            <w:topLinePunct w:val="0"/>
-            <w:autoSpaceDE w:val="0"/>
-            <w:autoSpaceDN w:val="0"/>
-            <w:bidi w:val="0"/>
-            <w:adjustRightInd w:val="0"/>
-            <w:snapToGrid w:val="0"/>
-            <w:textAlignment w:val="baseline"/>
           </w:pPr>
           <w:r>
             <w:fldChar w:fldCharType="begin"/>
           </w:r>
           <w:r>
-            <w:instrText xml:space="preserve"> HYPERLINK \l _Toc15990 </w:instrText>
+            <w:instrText xml:space="preserve"> HYPERLINK \l _Toc32096 </w:instrText>
           </w:r>
           <w:r>
             <w:fldChar w:fldCharType="separate"/>
@@ -4466,7 +4144,7 @@
             <w:fldChar w:fldCharType="begin"/>
           </w:r>
           <w:r>
-            <w:instrText xml:space="preserve"> PAGEREF _Toc15990 \h </w:instrText>
+            <w:instrText xml:space="preserve"> PAGEREF _Toc32096 \h </w:instrText>
           </w:r>
           <w:r>
             <w:fldChar w:fldCharType="separate"/>
@@ -4484,29 +4162,15 @@
         <w:p>
           <w:pPr>
             <w:pStyle w:val="18"/>
-            <w:keepNext w:val="0"/>
-            <w:keepLines w:val="0"/>
-            <w:pageBreakBefore w:val="0"/>
-            <w:widowControl w:val="0"/>
             <w:tabs>
               <w:tab w:val="right" w:leader="dot" w:pos="8306"/>
             </w:tabs>
-            <w:kinsoku w:val="0"/>
-            <w:wordWrap/>
-            <w:overflowPunct/>
-            <w:topLinePunct w:val="0"/>
-            <w:autoSpaceDE w:val="0"/>
-            <w:autoSpaceDN w:val="0"/>
-            <w:bidi w:val="0"/>
-            <w:adjustRightInd w:val="0"/>
-            <w:snapToGrid w:val="0"/>
-            <w:textAlignment w:val="baseline"/>
           </w:pPr>
           <w:r>
             <w:fldChar w:fldCharType="begin"/>
           </w:r>
           <w:r>
-            <w:instrText xml:space="preserve"> HYPERLINK \l _Toc18699 </w:instrText>
+            <w:instrText xml:space="preserve"> HYPERLINK \l _Toc16289 </w:instrText>
           </w:r>
           <w:r>
             <w:fldChar w:fldCharType="separate"/>
@@ -4527,7 +4191,7 @@
             <w:fldChar w:fldCharType="begin"/>
           </w:r>
           <w:r>
-            <w:instrText xml:space="preserve"> PAGEREF _Toc18699 \h </w:instrText>
+            <w:instrText xml:space="preserve"> PAGEREF _Toc16289 \h </w:instrText>
           </w:r>
           <w:r>
             <w:fldChar w:fldCharType="separate"/>
@@ -4545,29 +4209,15 @@
         <w:p>
           <w:pPr>
             <w:pStyle w:val="16"/>
-            <w:keepNext w:val="0"/>
-            <w:keepLines w:val="0"/>
-            <w:pageBreakBefore w:val="0"/>
-            <w:widowControl w:val="0"/>
             <w:tabs>
               <w:tab w:val="right" w:leader="dot" w:pos="8306"/>
             </w:tabs>
-            <w:kinsoku w:val="0"/>
-            <w:wordWrap/>
-            <w:overflowPunct/>
-            <w:topLinePunct w:val="0"/>
-            <w:autoSpaceDE w:val="0"/>
-            <w:autoSpaceDN w:val="0"/>
-            <w:bidi w:val="0"/>
-            <w:adjustRightInd w:val="0"/>
-            <w:snapToGrid w:val="0"/>
-            <w:textAlignment w:val="baseline"/>
           </w:pPr>
           <w:r>
             <w:fldChar w:fldCharType="begin"/>
           </w:r>
           <w:r>
-            <w:instrText xml:space="preserve"> HYPERLINK \l _Toc9473 </w:instrText>
+            <w:instrText xml:space="preserve"> HYPERLINK \l _Toc1804 </w:instrText>
           </w:r>
           <w:r>
             <w:fldChar w:fldCharType="separate"/>
@@ -4593,13 +4243,13 @@
             <w:fldChar w:fldCharType="begin"/>
           </w:r>
           <w:r>
-            <w:instrText xml:space="preserve"> PAGEREF _Toc9473 \h </w:instrText>
+            <w:instrText xml:space="preserve"> PAGEREF _Toc1804 \h </w:instrText>
           </w:r>
           <w:r>
             <w:fldChar w:fldCharType="separate"/>
           </w:r>
           <w:r>
-            <w:t>30</w:t>
+            <w:t>29</w:t>
           </w:r>
           <w:r>
             <w:fldChar w:fldCharType="end"/>
@@ -4611,29 +4261,15 @@
         <w:p>
           <w:pPr>
             <w:pStyle w:val="18"/>
-            <w:keepNext w:val="0"/>
-            <w:keepLines w:val="0"/>
-            <w:pageBreakBefore w:val="0"/>
-            <w:widowControl w:val="0"/>
             <w:tabs>
               <w:tab w:val="right" w:leader="dot" w:pos="8306"/>
             </w:tabs>
-            <w:kinsoku w:val="0"/>
-            <w:wordWrap/>
-            <w:overflowPunct/>
-            <w:topLinePunct w:val="0"/>
-            <w:autoSpaceDE w:val="0"/>
-            <w:autoSpaceDN w:val="0"/>
-            <w:bidi w:val="0"/>
-            <w:adjustRightInd w:val="0"/>
-            <w:snapToGrid w:val="0"/>
-            <w:textAlignment w:val="baseline"/>
           </w:pPr>
           <w:r>
             <w:fldChar w:fldCharType="begin"/>
           </w:r>
           <w:r>
-            <w:instrText xml:space="preserve"> HYPERLINK \l _Toc20145 </w:instrText>
+            <w:instrText xml:space="preserve"> HYPERLINK \l _Toc30644 </w:instrText>
           </w:r>
           <w:r>
             <w:fldChar w:fldCharType="separate"/>
@@ -4652,13 +4288,13 @@
             <w:fldChar w:fldCharType="begin"/>
           </w:r>
           <w:r>
-            <w:instrText xml:space="preserve"> PAGEREF _Toc20145 \h </w:instrText>
+            <w:instrText xml:space="preserve"> PAGEREF _Toc30644 \h </w:instrText>
           </w:r>
           <w:r>
             <w:fldChar w:fldCharType="separate"/>
           </w:r>
           <w:r>
-            <w:t>30</w:t>
+            <w:t>29</w:t>
           </w:r>
           <w:r>
             <w:fldChar w:fldCharType="end"/>
@@ -4670,29 +4306,15 @@
         <w:p>
           <w:pPr>
             <w:pStyle w:val="18"/>
-            <w:keepNext w:val="0"/>
-            <w:keepLines w:val="0"/>
-            <w:pageBreakBefore w:val="0"/>
-            <w:widowControl w:val="0"/>
             <w:tabs>
               <w:tab w:val="right" w:leader="dot" w:pos="8306"/>
             </w:tabs>
-            <w:kinsoku w:val="0"/>
-            <w:wordWrap/>
-            <w:overflowPunct/>
-            <w:topLinePunct w:val="0"/>
-            <w:autoSpaceDE w:val="0"/>
-            <w:autoSpaceDN w:val="0"/>
-            <w:bidi w:val="0"/>
-            <w:adjustRightInd w:val="0"/>
-            <w:snapToGrid w:val="0"/>
-            <w:textAlignment w:val="baseline"/>
           </w:pPr>
           <w:r>
             <w:fldChar w:fldCharType="begin"/>
           </w:r>
           <w:r>
-            <w:instrText xml:space="preserve"> HYPERLINK \l _Toc18138 </w:instrText>
+            <w:instrText xml:space="preserve"> HYPERLINK \l _Toc15542 </w:instrText>
           </w:r>
           <w:r>
             <w:fldChar w:fldCharType="separate"/>
@@ -4711,7 +4333,7 @@
             <w:fldChar w:fldCharType="begin"/>
           </w:r>
           <w:r>
-            <w:instrText xml:space="preserve"> PAGEREF _Toc18138 \h </w:instrText>
+            <w:instrText xml:space="preserve"> PAGEREF _Toc15542 \h </w:instrText>
           </w:r>
           <w:r>
             <w:fldChar w:fldCharType="separate"/>
@@ -4729,29 +4351,15 @@
         <w:p>
           <w:pPr>
             <w:pStyle w:val="18"/>
-            <w:keepNext w:val="0"/>
-            <w:keepLines w:val="0"/>
-            <w:pageBreakBefore w:val="0"/>
-            <w:widowControl w:val="0"/>
             <w:tabs>
               <w:tab w:val="right" w:leader="dot" w:pos="8306"/>
             </w:tabs>
-            <w:kinsoku w:val="0"/>
-            <w:wordWrap/>
-            <w:overflowPunct/>
-            <w:topLinePunct w:val="0"/>
-            <w:autoSpaceDE w:val="0"/>
-            <w:autoSpaceDN w:val="0"/>
-            <w:bidi w:val="0"/>
-            <w:adjustRightInd w:val="0"/>
-            <w:snapToGrid w:val="0"/>
-            <w:textAlignment w:val="baseline"/>
           </w:pPr>
           <w:r>
             <w:fldChar w:fldCharType="begin"/>
           </w:r>
           <w:r>
-            <w:instrText xml:space="preserve"> HYPERLINK \l _Toc13542 </w:instrText>
+            <w:instrText xml:space="preserve"> HYPERLINK \l _Toc9648 </w:instrText>
           </w:r>
           <w:r>
             <w:fldChar w:fldCharType="separate"/>
@@ -4770,7 +4378,7 @@
             <w:fldChar w:fldCharType="begin"/>
           </w:r>
           <w:r>
-            <w:instrText xml:space="preserve"> PAGEREF _Toc13542 \h </w:instrText>
+            <w:instrText xml:space="preserve"> PAGEREF _Toc9648 \h </w:instrText>
           </w:r>
           <w:r>
             <w:fldChar w:fldCharType="separate"/>
@@ -4788,29 +4396,15 @@
         <w:p>
           <w:pPr>
             <w:pStyle w:val="18"/>
-            <w:keepNext w:val="0"/>
-            <w:keepLines w:val="0"/>
-            <w:pageBreakBefore w:val="0"/>
-            <w:widowControl w:val="0"/>
             <w:tabs>
               <w:tab w:val="right" w:leader="dot" w:pos="8306"/>
             </w:tabs>
-            <w:kinsoku w:val="0"/>
-            <w:wordWrap/>
-            <w:overflowPunct/>
-            <w:topLinePunct w:val="0"/>
-            <w:autoSpaceDE w:val="0"/>
-            <w:autoSpaceDN w:val="0"/>
-            <w:bidi w:val="0"/>
-            <w:adjustRightInd w:val="0"/>
-            <w:snapToGrid w:val="0"/>
-            <w:textAlignment w:val="baseline"/>
           </w:pPr>
           <w:r>
             <w:fldChar w:fldCharType="begin"/>
           </w:r>
           <w:r>
-            <w:instrText xml:space="preserve"> HYPERLINK \l _Toc1176 </w:instrText>
+            <w:instrText xml:space="preserve"> HYPERLINK \l _Toc3056 </w:instrText>
           </w:r>
           <w:r>
             <w:fldChar w:fldCharType="separate"/>
@@ -4829,7 +4423,7 @@
             <w:fldChar w:fldCharType="begin"/>
           </w:r>
           <w:r>
-            <w:instrText xml:space="preserve"> PAGEREF _Toc1176 \h </w:instrText>
+            <w:instrText xml:space="preserve"> PAGEREF _Toc3056 \h </w:instrText>
           </w:r>
           <w:r>
             <w:fldChar w:fldCharType="separate"/>
@@ -4847,29 +4441,15 @@
         <w:p>
           <w:pPr>
             <w:pStyle w:val="16"/>
-            <w:keepNext w:val="0"/>
-            <w:keepLines w:val="0"/>
-            <w:pageBreakBefore w:val="0"/>
-            <w:widowControl w:val="0"/>
             <w:tabs>
               <w:tab w:val="right" w:leader="dot" w:pos="8306"/>
             </w:tabs>
-            <w:kinsoku w:val="0"/>
-            <w:wordWrap/>
-            <w:overflowPunct/>
-            <w:topLinePunct w:val="0"/>
-            <w:autoSpaceDE w:val="0"/>
-            <w:autoSpaceDN w:val="0"/>
-            <w:bidi w:val="0"/>
-            <w:adjustRightInd w:val="0"/>
-            <w:snapToGrid w:val="0"/>
-            <w:textAlignment w:val="baseline"/>
           </w:pPr>
           <w:r>
             <w:fldChar w:fldCharType="begin"/>
           </w:r>
           <w:r>
-            <w:instrText xml:space="preserve"> HYPERLINK \l _Toc12209 </w:instrText>
+            <w:instrText xml:space="preserve"> HYPERLINK \l _Toc23063 </w:instrText>
           </w:r>
           <w:r>
             <w:fldChar w:fldCharType="separate"/>
@@ -4895,7 +4475,7 @@
             <w:fldChar w:fldCharType="begin"/>
           </w:r>
           <w:r>
-            <w:instrText xml:space="preserve"> PAGEREF _Toc12209 \h </w:instrText>
+            <w:instrText xml:space="preserve"> PAGEREF _Toc23063 \h </w:instrText>
           </w:r>
           <w:r>
             <w:fldChar w:fldCharType="separate"/>
@@ -4913,29 +4493,15 @@
         <w:p>
           <w:pPr>
             <w:pStyle w:val="18"/>
-            <w:keepNext w:val="0"/>
-            <w:keepLines w:val="0"/>
-            <w:pageBreakBefore w:val="0"/>
-            <w:widowControl w:val="0"/>
             <w:tabs>
               <w:tab w:val="right" w:leader="dot" w:pos="8306"/>
             </w:tabs>
-            <w:kinsoku w:val="0"/>
-            <w:wordWrap/>
-            <w:overflowPunct/>
-            <w:topLinePunct w:val="0"/>
-            <w:autoSpaceDE w:val="0"/>
-            <w:autoSpaceDN w:val="0"/>
-            <w:bidi w:val="0"/>
-            <w:adjustRightInd w:val="0"/>
-            <w:snapToGrid w:val="0"/>
-            <w:textAlignment w:val="baseline"/>
           </w:pPr>
           <w:r>
             <w:fldChar w:fldCharType="begin"/>
           </w:r>
           <w:r>
-            <w:instrText xml:space="preserve"> HYPERLINK \l _Toc26828 </w:instrText>
+            <w:instrText xml:space="preserve"> HYPERLINK \l _Toc32674 </w:instrText>
           </w:r>
           <w:r>
             <w:fldChar w:fldCharType="separate"/>
@@ -4954,7 +4520,7 @@
             <w:fldChar w:fldCharType="begin"/>
           </w:r>
           <w:r>
-            <w:instrText xml:space="preserve"> PAGEREF _Toc26828 \h </w:instrText>
+            <w:instrText xml:space="preserve"> PAGEREF _Toc32674 \h </w:instrText>
           </w:r>
           <w:r>
             <w:fldChar w:fldCharType="separate"/>
@@ -4972,29 +4538,15 @@
         <w:p>
           <w:pPr>
             <w:pStyle w:val="18"/>
-            <w:keepNext w:val="0"/>
-            <w:keepLines w:val="0"/>
-            <w:pageBreakBefore w:val="0"/>
-            <w:widowControl w:val="0"/>
             <w:tabs>
               <w:tab w:val="right" w:leader="dot" w:pos="8306"/>
             </w:tabs>
-            <w:kinsoku w:val="0"/>
-            <w:wordWrap/>
-            <w:overflowPunct/>
-            <w:topLinePunct w:val="0"/>
-            <w:autoSpaceDE w:val="0"/>
-            <w:autoSpaceDN w:val="0"/>
-            <w:bidi w:val="0"/>
-            <w:adjustRightInd w:val="0"/>
-            <w:snapToGrid w:val="0"/>
-            <w:textAlignment w:val="baseline"/>
           </w:pPr>
           <w:r>
             <w:fldChar w:fldCharType="begin"/>
           </w:r>
           <w:r>
-            <w:instrText xml:space="preserve"> HYPERLINK \l _Toc13172 </w:instrText>
+            <w:instrText xml:space="preserve"> HYPERLINK \l _Toc26348 </w:instrText>
           </w:r>
           <w:r>
             <w:fldChar w:fldCharType="separate"/>
@@ -5013,7 +4565,7 @@
             <w:fldChar w:fldCharType="begin"/>
           </w:r>
           <w:r>
-            <w:instrText xml:space="preserve"> PAGEREF _Toc13172 \h </w:instrText>
+            <w:instrText xml:space="preserve"> PAGEREF _Toc26348 \h </w:instrText>
           </w:r>
           <w:r>
             <w:fldChar w:fldCharType="separate"/>
@@ -5031,29 +4583,15 @@
         <w:p>
           <w:pPr>
             <w:pStyle w:val="18"/>
-            <w:keepNext w:val="0"/>
-            <w:keepLines w:val="0"/>
-            <w:pageBreakBefore w:val="0"/>
-            <w:widowControl w:val="0"/>
             <w:tabs>
               <w:tab w:val="right" w:leader="dot" w:pos="8306"/>
             </w:tabs>
-            <w:kinsoku w:val="0"/>
-            <w:wordWrap/>
-            <w:overflowPunct/>
-            <w:topLinePunct w:val="0"/>
-            <w:autoSpaceDE w:val="0"/>
-            <w:autoSpaceDN w:val="0"/>
-            <w:bidi w:val="0"/>
-            <w:adjustRightInd w:val="0"/>
-            <w:snapToGrid w:val="0"/>
-            <w:textAlignment w:val="baseline"/>
           </w:pPr>
           <w:r>
             <w:fldChar w:fldCharType="begin"/>
           </w:r>
           <w:r>
-            <w:instrText xml:space="preserve"> HYPERLINK \l _Toc16896 </w:instrText>
+            <w:instrText xml:space="preserve"> HYPERLINK \l _Toc20858 </w:instrText>
           </w:r>
           <w:r>
             <w:fldChar w:fldCharType="separate"/>
@@ -5072,7 +4610,7 @@
             <w:fldChar w:fldCharType="begin"/>
           </w:r>
           <w:r>
-            <w:instrText xml:space="preserve"> PAGEREF _Toc16896 \h </w:instrText>
+            <w:instrText xml:space="preserve"> PAGEREF _Toc20858 \h </w:instrText>
           </w:r>
           <w:r>
             <w:fldChar w:fldCharType="separate"/>
@@ -5090,29 +4628,15 @@
         <w:p>
           <w:pPr>
             <w:pStyle w:val="13"/>
-            <w:keepNext w:val="0"/>
-            <w:keepLines w:val="0"/>
-            <w:pageBreakBefore w:val="0"/>
-            <w:widowControl w:val="0"/>
             <w:tabs>
               <w:tab w:val="right" w:leader="dot" w:pos="8306"/>
             </w:tabs>
-            <w:kinsoku w:val="0"/>
-            <w:wordWrap/>
-            <w:overflowPunct/>
-            <w:topLinePunct w:val="0"/>
-            <w:autoSpaceDE w:val="0"/>
-            <w:autoSpaceDN w:val="0"/>
-            <w:bidi w:val="0"/>
-            <w:adjustRightInd w:val="0"/>
-            <w:snapToGrid w:val="0"/>
-            <w:textAlignment w:val="baseline"/>
           </w:pPr>
           <w:r>
             <w:fldChar w:fldCharType="begin"/>
           </w:r>
           <w:r>
-            <w:instrText xml:space="preserve"> HYPERLINK \l _Toc6529 </w:instrText>
+            <w:instrText xml:space="preserve"> HYPERLINK \l _Toc30718 </w:instrText>
           </w:r>
           <w:r>
             <w:fldChar w:fldCharType="separate"/>
@@ -5138,13 +4662,13 @@
             <w:fldChar w:fldCharType="begin"/>
           </w:r>
           <w:r>
-            <w:instrText xml:space="preserve"> PAGEREF _Toc6529 \h </w:instrText>
+            <w:instrText xml:space="preserve"> PAGEREF _Toc30718 \h </w:instrText>
           </w:r>
           <w:r>
             <w:fldChar w:fldCharType="separate"/>
           </w:r>
           <w:r>
-            <w:t>32</w:t>
+            <w:t>31</w:t>
           </w:r>
           <w:r>
             <w:fldChar w:fldCharType="end"/>
@@ -5156,29 +4680,15 @@
         <w:p>
           <w:pPr>
             <w:pStyle w:val="18"/>
-            <w:keepNext w:val="0"/>
-            <w:keepLines w:val="0"/>
-            <w:pageBreakBefore w:val="0"/>
-            <w:widowControl w:val="0"/>
             <w:tabs>
               <w:tab w:val="right" w:leader="dot" w:pos="8306"/>
             </w:tabs>
-            <w:kinsoku w:val="0"/>
-            <w:wordWrap/>
-            <w:overflowPunct/>
-            <w:topLinePunct w:val="0"/>
-            <w:autoSpaceDE w:val="0"/>
-            <w:autoSpaceDN w:val="0"/>
-            <w:bidi w:val="0"/>
-            <w:adjustRightInd w:val="0"/>
-            <w:snapToGrid w:val="0"/>
-            <w:textAlignment w:val="baseline"/>
           </w:pPr>
           <w:r>
             <w:fldChar w:fldCharType="begin"/>
           </w:r>
           <w:r>
-            <w:instrText xml:space="preserve"> HYPERLINK \l _Toc23937 </w:instrText>
+            <w:instrText xml:space="preserve"> HYPERLINK \l _Toc15256 </w:instrText>
           </w:r>
           <w:r>
             <w:fldChar w:fldCharType="separate"/>
@@ -5197,7 +4707,7 @@
             <w:fldChar w:fldCharType="begin"/>
           </w:r>
           <w:r>
-            <w:instrText xml:space="preserve"> PAGEREF _Toc23937 \h </w:instrText>
+            <w:instrText xml:space="preserve"> PAGEREF _Toc15256 \h </w:instrText>
           </w:r>
           <w:r>
             <w:fldChar w:fldCharType="separate"/>
@@ -9409,8 +8919,8 @@
         <w:snapToGrid w:val="0"/>
         <w:textAlignment w:val="baseline"/>
       </w:pPr>
-      <w:bookmarkStart w:id="1" w:name="_Toc14946"/>
-      <w:bookmarkStart w:id="2" w:name="heading_2"/>
+      <w:bookmarkStart w:id="1" w:name="heading_2"/>
+      <w:bookmarkStart w:id="2" w:name="_Toc18885"/>
       <w:r>
         <w:t>运维工具应用情况</w:t>
       </w:r>
@@ -9439,7 +8949,7 @@
       <w:r>
         <w:t xml:space="preserve"> </w:t>
       </w:r>
-      <w:bookmarkStart w:id="4" w:name="_Toc28192"/>
+      <w:bookmarkStart w:id="4" w:name="_Toc11424"/>
       <w:r>
         <w:t>iTop平台应用情况</w:t>
       </w:r>
@@ -9464,13 +8974,15 @@
         <w:snapToGrid w:val="0"/>
         <w:textAlignment w:val="baseline"/>
       </w:pPr>
-      <w:bookmarkStart w:id="5" w:name="_Toc5210"/>
-      <w:bookmarkStart w:id="6" w:name="heading_4"/>
+      <w:bookmarkStart w:id="5" w:name="heading_4"/>
+      <w:bookmarkStart w:id="6" w:name="_Toc11053"/>
       <w:r>
         <w:t>平台介绍</w:t>
       </w:r>
       <w:bookmarkEnd w:id="5"/>
       <w:bookmarkEnd w:id="6"/>
+      <w:bookmarkStart w:id="109" w:name="_GoBack"/>
+      <w:bookmarkEnd w:id="109"/>
     </w:p>
     <w:p>
       <w:pPr>
@@ -9522,8 +9034,8 @@
         <w:snapToGrid w:val="0"/>
         <w:textAlignment w:val="baseline"/>
       </w:pPr>
-      <w:bookmarkStart w:id="7" w:name="_Toc27004"/>
-      <w:bookmarkStart w:id="8" w:name="heading_5"/>
+      <w:bookmarkStart w:id="7" w:name="heading_5"/>
+      <w:bookmarkStart w:id="8" w:name="_Toc9499"/>
       <w:r>
         <w:t>主要功能</w:t>
       </w:r>
@@ -12389,7 +11901,7 @@
         <w:snapToGrid w:val="0"/>
         <w:textAlignment w:val="baseline"/>
       </w:pPr>
-      <w:bookmarkStart w:id="21" w:name="_Toc11798"/>
+      <w:bookmarkStart w:id="21" w:name="_Toc21952"/>
       <w:r>
         <w:t>应用情况</w:t>
       </w:r>
@@ -12422,7 +11934,7 @@
           <w:rFonts w:hint="eastAsia"/>
           <w:lang w:val="en-US" w:eastAsia="zh-CN"/>
         </w:rPr>
-        <w:t>如企业门店ERP统一管理系统和金蝶云星空企业版私有云订阅系统</w:t>
+        <w:t>如2025年国电电力湖南新能源系统运维项目</w:t>
       </w:r>
       <w:r>
         <w:t>等众多运维项目。</w:t>
@@ -12446,14 +11958,14 @@
         <w:snapToGrid w:val="0"/>
         <w:textAlignment w:val="baseline"/>
       </w:pPr>
-      <w:bookmarkStart w:id="22" w:name="_Toc504"/>
-      <w:bookmarkStart w:id="23" w:name="heading_7"/>
-      <w:r>
-        <w:rPr>
-          <w:rFonts w:hint="eastAsia"/>
-          <w:lang w:val="en-US" w:eastAsia="zh-CN"/>
-        </w:rPr>
-        <w:t>图云科技运维监控平台</w:t>
+      <w:bookmarkStart w:id="22" w:name="heading_7"/>
+      <w:bookmarkStart w:id="23" w:name="_Toc11000"/>
+      <w:r>
+        <w:rPr>
+          <w:rFonts w:hint="eastAsia"/>
+          <w:lang w:val="en-US" w:eastAsia="zh-CN"/>
+        </w:rPr>
+        <w:t>华风数据运维监控平台</w:t>
       </w:r>
       <w:r>
         <w:t>应用情况</w:t>
@@ -12479,8 +11991,8 @@
         <w:snapToGrid w:val="0"/>
         <w:textAlignment w:val="baseline"/>
       </w:pPr>
-      <w:bookmarkStart w:id="24" w:name="_Toc6192"/>
-      <w:bookmarkStart w:id="25" w:name="heading_8"/>
+      <w:bookmarkStart w:id="24" w:name="heading_8"/>
+      <w:bookmarkStart w:id="25" w:name="_Toc28301"/>
       <w:r>
         <w:rPr>
           <w:rFonts w:hint="eastAsia"/>
@@ -12561,7 +12073,7 @@
         <w:textAlignment w:val="baseline"/>
       </w:pPr>
       <w:bookmarkStart w:id="26" w:name="heading_9"/>
-      <w:bookmarkStart w:id="27" w:name="_Toc31522"/>
+      <w:bookmarkStart w:id="27" w:name="_Toc12295"/>
       <w:r>
         <w:t>主要功能</w:t>
       </w:r>
@@ -21893,8 +21405,8 @@
         <w:snapToGrid w:val="0"/>
         <w:textAlignment w:val="baseline"/>
       </w:pPr>
-      <w:bookmarkStart w:id="67" w:name="_Toc4080"/>
-      <w:bookmarkStart w:id="68" w:name="heading_10"/>
+      <w:bookmarkStart w:id="67" w:name="heading_10"/>
+      <w:bookmarkStart w:id="68" w:name="_Toc1308"/>
       <w:r>
         <w:t>应用情况</w:t>
       </w:r>
@@ -21928,8 +21440,6 @@
         </w:rPr>
         <w:t>2025年国电电力湖南新能源系统运维项目</w:t>
       </w:r>
-      <w:bookmarkStart w:id="109" w:name="_GoBack"/>
-      <w:bookmarkEnd w:id="109"/>
       <w:r>
         <w:t>上得到应用，目前应用情况良好，提升了公司的巡检效率和响应及时率。</w:t>
       </w:r>
@@ -21953,7 +21463,7 @@
         <w:textAlignment w:val="baseline"/>
       </w:pPr>
       <w:bookmarkStart w:id="69" w:name="heading_12"/>
-      <w:bookmarkStart w:id="70" w:name="_Toc19782"/>
+      <w:bookmarkStart w:id="70" w:name="_Toc16069"/>
       <w:r>
         <w:t>服务台应用情况</w:t>
       </w:r>
@@ -21979,7 +21489,7 @@
         <w:textAlignment w:val="baseline"/>
       </w:pPr>
       <w:bookmarkStart w:id="71" w:name="heading_13"/>
-      <w:bookmarkStart w:id="72" w:name="_Toc17398"/>
+      <w:bookmarkStart w:id="72" w:name="_Toc5824"/>
       <w:r>
         <w:t>服务台管理体系概述</w:t>
       </w:r>
@@ -22026,8 +21536,8 @@
         <w:snapToGrid w:val="0"/>
         <w:textAlignment w:val="baseline"/>
       </w:pPr>
-      <w:bookmarkStart w:id="73" w:name="_Toc11778"/>
-      <w:bookmarkStart w:id="74" w:name="heading_14"/>
+      <w:bookmarkStart w:id="73" w:name="heading_14"/>
+      <w:bookmarkStart w:id="74" w:name="_Toc12505"/>
       <w:r>
         <w:t>核心机制的应用与执行情况</w:t>
       </w:r>
@@ -22055,7 +21565,6 @@
           <w:rFonts w:hint="eastAsia"/>
         </w:rPr>
       </w:pPr>
-      <w:bookmarkStart w:id="75" w:name="_Toc14068"/>
       <w:r>
         <w:rPr>
           <w:rFonts w:hint="eastAsia"/>
@@ -22139,6 +21648,7 @@
           <w:lang w:val="en-US" w:eastAsia="zh-CN"/>
         </w:rPr>
       </w:pPr>
+      <w:bookmarkStart w:id="75" w:name="_Toc10658"/>
       <w:r>
         <w:rPr>
           <w:rFonts w:hint="eastAsia"/>
@@ -22257,7 +21767,7 @@
         <w:textAlignment w:val="baseline"/>
       </w:pPr>
       <w:bookmarkStart w:id="76" w:name="heading_19"/>
-      <w:bookmarkStart w:id="77" w:name="_Toc29322"/>
+      <w:bookmarkStart w:id="77" w:name="_Toc8827"/>
       <w:r>
         <w:t>应用成效总结</w:t>
       </w:r>
@@ -22307,8 +21817,8 @@
         <w:snapToGrid w:val="0"/>
         <w:textAlignment w:val="baseline"/>
       </w:pPr>
-      <w:bookmarkStart w:id="78" w:name="_Toc31095"/>
-      <w:bookmarkStart w:id="79" w:name="heading_20"/>
+      <w:bookmarkStart w:id="78" w:name="heading_20"/>
+      <w:bookmarkStart w:id="79" w:name="_Toc9470"/>
       <w:r>
         <w:t>备件库应用情况</w:t>
       </w:r>
@@ -22334,7 +21844,7 @@
         <w:textAlignment w:val="baseline"/>
       </w:pPr>
       <w:bookmarkStart w:id="80" w:name="heading_21"/>
-      <w:bookmarkStart w:id="81" w:name="_Toc16592"/>
+      <w:bookmarkStart w:id="81" w:name="_Toc21051"/>
       <w:r>
         <w:t>备品备件管理体系概述</w:t>
       </w:r>
@@ -22392,7 +21902,7 @@
         <w:textAlignment w:val="baseline"/>
       </w:pPr>
       <w:bookmarkStart w:id="82" w:name="heading_22"/>
-      <w:bookmarkStart w:id="83" w:name="_Toc31449"/>
+      <w:bookmarkStart w:id="83" w:name="_Toc30822"/>
       <w:r>
         <w:t>核心管理机制的应用与执行情况</w:t>
       </w:r>
@@ -22539,8 +22049,8 @@
         <w:snapToGrid w:val="0"/>
         <w:textAlignment w:val="baseline"/>
       </w:pPr>
-      <w:bookmarkStart w:id="84" w:name="_Toc28463"/>
-      <w:bookmarkStart w:id="85" w:name="heading_27"/>
+      <w:bookmarkStart w:id="84" w:name="heading_27"/>
+      <w:bookmarkStart w:id="85" w:name="_Toc22452"/>
       <w:r>
         <w:t>关键绩效指标达成情况</w:t>
       </w:r>
@@ -22646,8 +22156,8 @@
         <w:snapToGrid w:val="0"/>
         <w:textAlignment w:val="baseline"/>
       </w:pPr>
-      <w:bookmarkStart w:id="86" w:name="_Toc29385"/>
-      <w:bookmarkStart w:id="87" w:name="heading_28"/>
+      <w:bookmarkStart w:id="86" w:name="heading_28"/>
+      <w:bookmarkStart w:id="87" w:name="_Toc29193"/>
       <w:r>
         <w:t>应用成效总结</w:t>
       </w:r>
@@ -22698,7 +22208,7 @@
         <w:textAlignment w:val="baseline"/>
       </w:pPr>
       <w:bookmarkStart w:id="88" w:name="heading_29"/>
-      <w:bookmarkStart w:id="89" w:name="_Toc11862"/>
+      <w:bookmarkStart w:id="89" w:name="_Toc12600"/>
       <w:r>
         <w:rPr>
           <w:rFonts w:hint="eastAsia"/>
@@ -22730,8 +22240,8 @@
         <w:snapToGrid w:val="0"/>
         <w:textAlignment w:val="baseline"/>
       </w:pPr>
-      <w:bookmarkStart w:id="90" w:name="_Toc12304"/>
-      <w:bookmarkStart w:id="91" w:name="heading_30"/>
+      <w:bookmarkStart w:id="90" w:name="heading_30"/>
+      <w:bookmarkStart w:id="91" w:name="_Toc25684"/>
       <w:r>
         <w:rPr>
           <w:rFonts w:hint="eastAsia"/>
@@ -22815,7 +22325,7 @@
         <w:textAlignment w:val="baseline"/>
       </w:pPr>
       <w:bookmarkStart w:id="92" w:name="heading_31"/>
-      <w:bookmarkStart w:id="93" w:name="_Toc14198"/>
+      <w:bookmarkStart w:id="93" w:name="_Toc26486"/>
       <w:r>
         <w:t>核心管理机制的应用与执行情况</w:t>
       </w:r>
@@ -23001,8 +22511,8 @@
         <w:snapToGrid w:val="0"/>
         <w:textAlignment w:val="baseline"/>
       </w:pPr>
-      <w:bookmarkStart w:id="94" w:name="_Toc15990"/>
-      <w:bookmarkStart w:id="95" w:name="heading_36"/>
+      <w:bookmarkStart w:id="94" w:name="heading_36"/>
+      <w:bookmarkStart w:id="95" w:name="_Toc32096"/>
       <w:r>
         <w:t>关键绩效指标达成情况</w:t>
       </w:r>
@@ -23143,8 +22653,8 @@
         <w:snapToGrid w:val="0"/>
         <w:textAlignment w:val="baseline"/>
       </w:pPr>
-      <w:bookmarkStart w:id="96" w:name="_Toc18699"/>
-      <w:bookmarkStart w:id="97" w:name="heading_37"/>
+      <w:bookmarkStart w:id="96" w:name="heading_37"/>
+      <w:bookmarkStart w:id="97" w:name="_Toc16289"/>
       <w:r>
         <w:t>应用成效总结</w:t>
       </w:r>
@@ -23231,7 +22741,7 @@
           <w:lang w:val="en-US" w:eastAsia="zh-CN"/>
         </w:rPr>
       </w:pPr>
-      <w:bookmarkStart w:id="98" w:name="_Toc9473"/>
+      <w:bookmarkStart w:id="98" w:name="_Toc1804"/>
       <w:r>
         <w:rPr>
           <w:rFonts w:hint="eastAsia"/>
@@ -23263,7 +22773,7 @@
           <w:lang w:val="en-US" w:eastAsia="zh-CN"/>
         </w:rPr>
       </w:pPr>
-      <w:bookmarkStart w:id="99" w:name="_Toc20145"/>
+      <w:bookmarkStart w:id="99" w:name="_Toc30644"/>
       <w:r>
         <w:rPr>
           <w:rFonts w:hint="default"/>
@@ -23325,7 +22835,7 @@
           <w:lang w:val="en-US" w:eastAsia="zh-CN"/>
         </w:rPr>
       </w:pPr>
-      <w:bookmarkStart w:id="100" w:name="_Toc18138"/>
+      <w:bookmarkStart w:id="100" w:name="_Toc15542"/>
       <w:r>
         <w:rPr>
           <w:rFonts w:hint="default"/>
@@ -23477,7 +22987,7 @@
           <w:lang w:val="en-US" w:eastAsia="zh-CN"/>
         </w:rPr>
       </w:pPr>
-      <w:bookmarkStart w:id="101" w:name="_Toc13542"/>
+      <w:bookmarkStart w:id="101" w:name="_Toc9648"/>
       <w:r>
         <w:rPr>
           <w:rFonts w:hint="default"/>
@@ -23599,7 +23109,7 @@
           <w:lang w:val="en-US" w:eastAsia="zh-CN"/>
         </w:rPr>
       </w:pPr>
-      <w:bookmarkStart w:id="102" w:name="_Toc1176"/>
+      <w:bookmarkStart w:id="102" w:name="_Toc3056"/>
       <w:r>
         <w:rPr>
           <w:rFonts w:hint="default"/>
@@ -23661,7 +23171,7 @@
           <w:lang w:val="en-US" w:eastAsia="zh-CN"/>
         </w:rPr>
       </w:pPr>
-      <w:bookmarkStart w:id="103" w:name="_Toc12209"/>
+      <w:bookmarkStart w:id="103" w:name="_Toc23063"/>
       <w:r>
         <w:rPr>
           <w:rFonts w:hint="eastAsia"/>
@@ -23693,7 +23203,7 @@
           <w:lang w:val="en-US" w:eastAsia="zh-CN"/>
         </w:rPr>
       </w:pPr>
-      <w:bookmarkStart w:id="104" w:name="_Toc26828"/>
+      <w:bookmarkStart w:id="104" w:name="_Toc32674"/>
       <w:r>
         <w:rPr>
           <w:rFonts w:hint="default"/>
@@ -23755,7 +23265,7 @@
           <w:lang w:val="en-US" w:eastAsia="zh-CN"/>
         </w:rPr>
       </w:pPr>
-      <w:bookmarkStart w:id="105" w:name="_Toc13172"/>
+      <w:bookmarkStart w:id="105" w:name="_Toc26348"/>
       <w:r>
         <w:rPr>
           <w:rFonts w:hint="default"/>
@@ -23921,7 +23431,7 @@
           <w:lang w:val="en-US" w:eastAsia="zh-CN"/>
         </w:rPr>
       </w:pPr>
-      <w:bookmarkStart w:id="106" w:name="_Toc16896"/>
+      <w:bookmarkStart w:id="106" w:name="_Toc20858"/>
       <w:r>
         <w:rPr>
           <w:rFonts w:hint="default"/>
@@ -24080,7 +23590,7 @@
           <w:lang w:val="en-US" w:eastAsia="zh-CN"/>
         </w:rPr>
       </w:pPr>
-      <w:bookmarkStart w:id="107" w:name="_Toc6529"/>
+      <w:bookmarkStart w:id="107" w:name="_Toc30718"/>
       <w:r>
         <w:rPr>
           <w:rFonts w:hint="eastAsia"/>
@@ -24142,7 +23652,7 @@
           <w:lang w:val="en-US" w:eastAsia="zh-CN"/>
         </w:rPr>
       </w:pPr>
-      <w:bookmarkStart w:id="108" w:name="_Toc23937"/>
+      <w:bookmarkStart w:id="108" w:name="_Toc15256"/>
       <w:r>
         <w:rPr>
           <w:rFonts w:hint="default"/>
